--- a/pc_package/PCR-008_aex.docx
+++ b/pc_package/PCR-008_aex.docx
@@ -945,10 +945,16 @@
         <w:t xml:space="preserve"> </w:t>
       </w:r>
       <w:r>
-        <w:t xml:space="preserve">(U.S. Food and Drug Administration 2011; Parenteral Drug Association 2013; International Society for Pharmaceutical Engineering 2023)</w:t>
-      </w:r>
-      <w:r>
-        <w:t xml:space="preserve">, the enhanced quality-by-design paradigm</w:t>
+        <w:t xml:space="preserve">(U.S. Food and Drug Administration 2011)</w:t>
+      </w:r>
+      <w:r>
+        <w:t xml:space="preserve">, the</w:t>
+      </w:r>
+      <w:r>
+        <w:t xml:space="preserve"> </w:t>
+      </w:r>
+      <w:r>
+        <w:t xml:space="preserve">enhanced quality-by-design paradigm</w:t>
       </w:r>
       <w:r>
         <w:t xml:space="preserve"> </w:t>
@@ -1928,16 +1934,16 @@
         <w:t xml:space="preserve"> </w:t>
       </w:r>
       <w:r>
-        <w:t xml:space="preserve">(U.S. Food and Drug Administration 2011; Parenteral Drug Association 2013; International Society for Pharmaceutical Engineering 2023)</w:t>
-      </w:r>
-      <w:r>
-        <w:t xml:space="preserve">; the report is organized to map</w:t>
-      </w:r>
-      <w:r>
-        <w:t xml:space="preserve"> </w:t>
-      </w:r>
-      <w:r>
-        <w:t xml:space="preserve">onto the Stage-1 process-design report of PDA Technical Report 60. Criticality is treated as a</w:t>
+        <w:t xml:space="preserve">(U.S. Food and Drug Administration 2011)</w:t>
+      </w:r>
+      <w:r>
+        <w:t xml:space="preserve">; the report is organized around the Stage-1</w:t>
+      </w:r>
+      <w:r>
+        <w:t xml:space="preserve"> </w:t>
+      </w:r>
+      <w:r>
+        <w:t xml:space="preserve">(Process Design) study record that guidance envisages. Criticality is treated as a</w:t>
       </w:r>
       <w:r>
         <w:t xml:space="preserve"> </w:t>
@@ -29589,7 +29595,7 @@
       </w:tr>
     </w:tbl>
     <w:bookmarkEnd w:id="96"/>
-    <w:bookmarkStart w:id="106" w:name="references"/>
+    <w:bookmarkStart w:id="104" w:name="references"/>
     <w:p>
       <w:pPr>
         <w:pStyle w:val="Heading1"/>
@@ -29598,7 +29604,7 @@
         <w:t xml:space="preserve">References</w:t>
       </w:r>
     </w:p>
-    <w:bookmarkStart w:id="105" w:name="refs"/>
+    <w:bookmarkStart w:id="103" w:name="refs"/>
     <w:bookmarkStart w:id="97" w:name="ref-amab2009"/>
     <w:p>
       <w:pPr>
@@ -29714,53 +29720,7 @@
       </w:r>
     </w:p>
     <w:bookmarkEnd w:id="101"/>
-    <w:bookmarkStart w:id="102" w:name="ref-ispegpg2023"/>
-    <w:p>
-      <w:pPr>
-        <w:pStyle w:val="Bibliography"/>
-      </w:pPr>
-      <w:r>
-        <w:t xml:space="preserve">International Society for Pharmaceutical Engineering. 2023.</w:t>
-      </w:r>
-      <w:r>
-        <w:t xml:space="preserve"> </w:t>
-      </w:r>
-      <w:r>
-        <w:rPr>
-          <w:i/>
-          <w:iCs/>
-        </w:rPr>
-        <w:t xml:space="preserve">Good Practice Guide: Practical Implementation of the Lifecycle Approach to Process Validation</w:t>
-      </w:r>
-      <w:r>
-        <w:t xml:space="preserve">. ISPE.</w:t>
-      </w:r>
-    </w:p>
-    <w:bookmarkEnd w:id="102"/>
-    <w:bookmarkStart w:id="103" w:name="ref-pdatr60"/>
-    <w:p>
-      <w:pPr>
-        <w:pStyle w:val="Bibliography"/>
-      </w:pPr>
-      <w:r>
-        <w:t xml:space="preserve">Parenteral Drug Association. 2013.</w:t>
-      </w:r>
-      <w:r>
-        <w:t xml:space="preserve"> </w:t>
-      </w:r>
-      <w:r>
-        <w:rPr>
-          <w:i/>
-          <w:iCs/>
-        </w:rPr>
-        <w:t xml:space="preserve">Technical Report No. 60: Process Validation — a Lifecycle Approach</w:t>
-      </w:r>
-      <w:r>
-        <w:t xml:space="preserve">. PDA.</w:t>
-      </w:r>
-    </w:p>
-    <w:bookmarkEnd w:id="103"/>
-    <w:bookmarkStart w:id="104" w:name="ref-fda2011"/>
+    <w:bookmarkStart w:id="102" w:name="ref-fda2011"/>
     <w:p>
       <w:pPr>
         <w:pStyle w:val="Bibliography"/>
@@ -29782,9 +29742,9 @@
         <w:t xml:space="preserve">. FDA.</w:t>
       </w:r>
     </w:p>
+    <w:bookmarkEnd w:id="102"/>
+    <w:bookmarkEnd w:id="103"/>
     <w:bookmarkEnd w:id="104"/>
-    <w:bookmarkEnd w:id="105"/>
-    <w:bookmarkEnd w:id="106"/>
     <w:sectPr>
       <w:footnotePr>
         <w:numRestart w:val="eachSect"/>

--- a/pc_package/PCR-008_aex.docx
+++ b/pc_package/PCR-008_aex.docx
@@ -10631,7 +10631,7 @@
                     <w:jc w:val="center"/>
                   </w:pPr>
                   <w:r>
-                    <w:t xml:space="preserve">1.3e+03</w:t>
+                    <w:t xml:space="preserve">1,302.7</w:t>
                   </w:r>
                 </w:p>
               </w:tc>
@@ -10791,7 +10791,7 @@
                     <w:jc w:val="center"/>
                   </w:pPr>
                   <w:r>
-                    <w:t xml:space="preserve">73</w:t>
+                    <w:t xml:space="preserve">73.0</w:t>
                   </w:r>
                 </w:p>
               </w:tc>
@@ -16357,12 +16357,12 @@
               <w:tblLook w:firstRow="1" w:lastRow="0" w:firstColumn="0" w:lastColumn="0" w:noHBand="0" w:noVBand="0" w:val="0020"/>
             </w:tblPr>
             <w:tblGrid>
-              <w:gridCol w:w="3084"/>
-              <w:gridCol w:w="750"/>
-              <w:gridCol w:w="666"/>
-              <w:gridCol w:w="1167"/>
-              <w:gridCol w:w="1333"/>
-              <w:gridCol w:w="917"/>
+              <w:gridCol w:w="3150"/>
+              <w:gridCol w:w="766"/>
+              <w:gridCol w:w="681"/>
+              <w:gridCol w:w="1192"/>
+              <w:gridCol w:w="1362"/>
+              <w:gridCol w:w="766"/>
             </w:tblGrid>
             <w:tr>
               <w:trPr>
@@ -16522,7 +16522,7 @@
                     <w:jc w:val="center"/>
                   </w:pPr>
                   <w:r>
-                    <w:t xml:space="preserve">6.14</w:t>
+                    <w:t xml:space="preserve">6.1</w:t>
                   </w:r>
                 </w:p>
               </w:tc>
@@ -16682,7 +16682,7 @@
                     <w:jc w:val="center"/>
                   </w:pPr>
                   <w:r>
-                    <w:t xml:space="preserve">2.79e+03</w:t>
+                    <w:t xml:space="preserve">2,785.3</w:t>
                   </w:r>
                 </w:p>
               </w:tc>
@@ -16762,7 +16762,7 @@
                     <w:jc w:val="center"/>
                   </w:pPr>
                   <w:r>
-                    <w:t xml:space="preserve">1.53</w:t>
+                    <w:t xml:space="preserve">1.5</w:t>
                   </w:r>
                 </w:p>
               </w:tc>
@@ -16842,7 +16842,7 @@
                     <w:jc w:val="center"/>
                   </w:pPr>
                   <w:r>
-                    <w:t xml:space="preserve">1.51</w:t>
+                    <w:t xml:space="preserve">1.5</w:t>
                   </w:r>
                 </w:p>
               </w:tc>

--- a/pc_package/PCR-008_aex.docx
+++ b/pc_package/PCR-008_aex.docx
@@ -14415,19 +14415,43 @@
         <w:t xml:space="preserve"> </w:t>
       </w:r>
       <w:r>
-        <w:t xml:space="preserve">31.9 ng/mg against an acceptance criterion of</w:t>
-      </w:r>
-      <w:r>
-        <w:t xml:space="preserve"> </w:t>
-      </w:r>
-      <w:r>
-        <w:t xml:space="preserve">100 ng/mg. Pool purity does not constrain the region anywhere inside the characterized ranges. Viral clearance is the constraint that defines the operating region</w:t>
-      </w:r>
-      <w:r>
-        <w:t xml:space="preserve"> </w:t>
-      </w:r>
-      <w:r>
-        <w:t xml:space="preserve">for this step.</w:t>
+        <w:t xml:space="preserve">31.9 ng/mg. That is below the drug substance criterion of</w:t>
+      </w:r>
+      <w:r>
+        <w:t xml:space="preserve"> </w:t>
+      </w:r>
+      <w:r>
+        <w:t xml:space="preserve">100 ng/mg but above the in-process limit of</w:t>
+      </w:r>
+      <w:r>
+        <w:t xml:space="preserve"> </w:t>
+      </w:r>
+      <w:r>
+        <w:t xml:space="preserve">21.7 ng/mg that applies to this pool, so the corner sits outside the</w:t>
+      </w:r>
+      <w:r>
+        <w:t xml:space="preserve"> </w:t>
+      </w:r>
+      <w:r>
+        <w:t xml:space="preserve">operating region. Pool purity is therefore the constraint that defines the region for this</w:t>
+      </w:r>
+      <w:r>
+        <w:t xml:space="preserve"> </w:t>
+      </w:r>
+      <w:r>
+        <w:t xml:space="preserve">step, and viral clearance does not bind anywhere inside the characterized ranges. The region</w:t>
+      </w:r>
+      <w:r>
+        <w:t xml:space="preserve"> </w:t>
+      </w:r>
+      <w:r>
+        <w:t xml:space="preserve">is 86 % of the characterized region, and host cell protein accounts</w:t>
+      </w:r>
+      <w:r>
+        <w:t xml:space="preserve"> </w:t>
+      </w:r>
+      <w:r>
+        <w:t xml:space="preserve">for all of the part that is excluded.</w:t>
       </w:r>
     </w:p>
     <w:p>
@@ -14750,12 +14774,13 @@
               <w:tblLook w:firstRow="1" w:lastRow="0" w:firstColumn="0" w:lastColumn="0" w:noHBand="0" w:noVBand="0" w:val="0020"/>
             </w:tblPr>
             <w:tblGrid>
-              <w:gridCol w:w="1446"/>
-              <w:gridCol w:w="2056"/>
-              <w:gridCol w:w="1142"/>
-              <w:gridCol w:w="837"/>
-              <w:gridCol w:w="1446"/>
-              <w:gridCol w:w="990"/>
+              <w:gridCol w:w="1286"/>
+              <w:gridCol w:w="1827"/>
+              <w:gridCol w:w="1015"/>
+              <w:gridCol w:w="744"/>
+              <w:gridCol w:w="880"/>
+              <w:gridCol w:w="1286"/>
+              <w:gridCol w:w="880"/>
             </w:tblGrid>
             <w:tr>
               <w:trPr>
@@ -14822,6 +14847,19 @@
                     <w:jc w:val="center"/>
                   </w:pPr>
                   <w:r>
+                    <w:t xml:space="preserve">Criterion</w:t>
+                  </w:r>
+                </w:p>
+              </w:tc>
+              <w:tc>
+                <w:tcPr/>
+                <w:p>
+                  <w:pPr>
+                    <w:pStyle w:val="Compact"/>
+                    <w:jc w:val="left"/>
+                    <w:jc w:val="center"/>
+                  </w:pPr>
+                  <w:r>
                     <w:t xml:space="preserve">PAR (set-point)</w:t>
                   </w:r>
                 </w:p>
@@ -14902,20 +14940,33 @@
                     <w:jc w:val="center"/>
                   </w:pPr>
                   <w:r>
-                    <w:t xml:space="preserve">7.2–7.8</w:t>
-                  </w:r>
-                </w:p>
-              </w:tc>
-              <w:tc>
-                <w:tcPr/>
-                <w:p>
-                  <w:pPr>
-                    <w:pStyle w:val="Compact"/>
-                    <w:jc w:val="left"/>
-                    <w:jc w:val="center"/>
-                  </w:pPr>
-                  <w:r>
-                    <w:t xml:space="preserve">7.2–7.8</w:t>
+                    <w:t xml:space="preserve">≤ 21.7</w:t>
+                  </w:r>
+                </w:p>
+              </w:tc>
+              <w:tc>
+                <w:tcPr/>
+                <w:p>
+                  <w:pPr>
+                    <w:pStyle w:val="Compact"/>
+                    <w:jc w:val="left"/>
+                    <w:jc w:val="center"/>
+                  </w:pPr>
+                  <w:r>
+                    <w:t xml:space="preserve">7.21–7.8</w:t>
+                  </w:r>
+                </w:p>
+              </w:tc>
+              <w:tc>
+                <w:tcPr/>
+                <w:p>
+                  <w:pPr>
+                    <w:pStyle w:val="Compact"/>
+                    <w:jc w:val="left"/>
+                    <w:jc w:val="center"/>
+                  </w:pPr>
+                  <w:r>
+                    <w:t xml:space="preserve">7.45–7.8</w:t>
                   </w:r>
                 </w:p>
               </w:tc>
@@ -14982,20 +15033,33 @@
                     <w:jc w:val="center"/>
                   </w:pPr>
                   <w:r>
-                    <w:t xml:space="preserve">1.6–3.6</w:t>
-                  </w:r>
-                </w:p>
-              </w:tc>
-              <w:tc>
-                <w:tcPr/>
-                <w:p>
-                  <w:pPr>
-                    <w:pStyle w:val="Compact"/>
-                    <w:jc w:val="left"/>
-                    <w:jc w:val="center"/>
-                  </w:pPr>
-                  <w:r>
-                    <w:t xml:space="preserve">1.6–3.6</w:t>
+                    <w:t xml:space="preserve">≤ 21.7</w:t>
+                  </w:r>
+                </w:p>
+              </w:tc>
+              <w:tc>
+                <w:tcPr/>
+                <w:p>
+                  <w:pPr>
+                    <w:pStyle w:val="Compact"/>
+                    <w:jc w:val="left"/>
+                    <w:jc w:val="center"/>
+                  </w:pPr>
+                  <w:r>
+                    <w:t xml:space="preserve">1.6–3.45</w:t>
+                  </w:r>
+                </w:p>
+              </w:tc>
+              <w:tc>
+                <w:tcPr/>
+                <w:p>
+                  <w:pPr>
+                    <w:pStyle w:val="Compact"/>
+                    <w:jc w:val="left"/>
+                    <w:jc w:val="center"/>
+                  </w:pPr>
+                  <w:r>
+                    <w:t xml:space="preserve">1.6–2.8</w:t>
                   </w:r>
                 </w:p>
               </w:tc>
@@ -15062,6 +15126,19 @@
                     <w:jc w:val="center"/>
                   </w:pPr>
                   <w:r>
+                    <w:t xml:space="preserve">≤ 21.7</w:t>
+                  </w:r>
+                </w:p>
+              </w:tc>
+              <w:tc>
+                <w:tcPr/>
+                <w:p>
+                  <w:pPr>
+                    <w:pStyle w:val="Compact"/>
+                    <w:jc w:val="left"/>
+                    <w:jc w:val="center"/>
+                  </w:pPr>
+                  <w:r>
                     <w:t xml:space="preserve">3–8</w:t>
                   </w:r>
                 </w:p>
@@ -15142,6 +15219,19 @@
                     <w:jc w:val="center"/>
                   </w:pPr>
                   <w:r>
+                    <w:t xml:space="preserve">≤ 21.7</w:t>
+                  </w:r>
+                </w:p>
+              </w:tc>
+              <w:tc>
+                <w:tcPr/>
+                <w:p>
+                  <w:pPr>
+                    <w:pStyle w:val="Compact"/>
+                    <w:jc w:val="left"/>
+                    <w:jc w:val="center"/>
+                  </w:pPr>
+                  <w:r>
                     <w:t xml:space="preserve">50–300</w:t>
                   </w:r>
                 </w:p>
@@ -15222,6 +15312,19 @@
                     <w:jc w:val="center"/>
                   </w:pPr>
                   <w:r>
+                    <w:t xml:space="preserve">≥ 3.78</w:t>
+                  </w:r>
+                </w:p>
+              </w:tc>
+              <w:tc>
+                <w:tcPr/>
+                <w:p>
+                  <w:pPr>
+                    <w:pStyle w:val="Compact"/>
+                    <w:jc w:val="left"/>
+                    <w:jc w:val="center"/>
+                  </w:pPr>
+                  <w:r>
                     <w:t xml:space="preserve">7.2–7.8</w:t>
                   </w:r>
                 </w:p>
@@ -15302,6 +15405,19 @@
                     <w:jc w:val="center"/>
                   </w:pPr>
                   <w:r>
+                    <w:t xml:space="preserve">≥ 3.78</w:t>
+                  </w:r>
+                </w:p>
+              </w:tc>
+              <w:tc>
+                <w:tcPr/>
+                <w:p>
+                  <w:pPr>
+                    <w:pStyle w:val="Compact"/>
+                    <w:jc w:val="left"/>
+                    <w:jc w:val="center"/>
+                  </w:pPr>
+                  <w:r>
                     <w:t xml:space="preserve">1.6–3.6</w:t>
                   </w:r>
                 </w:p>
@@ -15382,6 +15498,19 @@
                     <w:jc w:val="center"/>
                   </w:pPr>
                   <w:r>
+                    <w:t xml:space="preserve">≥ 3.78</w:t>
+                  </w:r>
+                </w:p>
+              </w:tc>
+              <w:tc>
+                <w:tcPr/>
+                <w:p>
+                  <w:pPr>
+                    <w:pStyle w:val="Compact"/>
+                    <w:jc w:val="left"/>
+                    <w:jc w:val="center"/>
+                  </w:pPr>
+                  <w:r>
                     <w:t xml:space="preserve">3–8</w:t>
                   </w:r>
                 </w:p>
@@ -15462,6 +15591,19 @@
                     <w:jc w:val="center"/>
                   </w:pPr>
                   <w:r>
+                    <w:t xml:space="preserve">≥ 3.78</w:t>
+                  </w:r>
+                </w:p>
+              </w:tc>
+              <w:tc>
+                <w:tcPr/>
+                <w:p>
+                  <w:pPr>
+                    <w:pStyle w:val="Compact"/>
+                    <w:jc w:val="left"/>
+                    <w:jc w:val="center"/>
+                  </w:pPr>
+                  <w:r>
                     <w:t xml:space="preserve">50–300</w:t>
                   </w:r>
                 </w:p>
@@ -15542,6 +15684,19 @@
                     <w:jc w:val="center"/>
                   </w:pPr>
                   <w:r>
+                    <w:t xml:space="preserve">≥ 3.28</w:t>
+                  </w:r>
+                </w:p>
+              </w:tc>
+              <w:tc>
+                <w:tcPr/>
+                <w:p>
+                  <w:pPr>
+                    <w:pStyle w:val="Compact"/>
+                    <w:jc w:val="left"/>
+                    <w:jc w:val="center"/>
+                  </w:pPr>
+                  <w:r>
                     <w:t xml:space="preserve">7.2–7.8</w:t>
                   </w:r>
                 </w:p>
@@ -15622,6 +15777,19 @@
                     <w:jc w:val="center"/>
                   </w:pPr>
                   <w:r>
+                    <w:t xml:space="preserve">≥ 3.28</w:t>
+                  </w:r>
+                </w:p>
+              </w:tc>
+              <w:tc>
+                <w:tcPr/>
+                <w:p>
+                  <w:pPr>
+                    <w:pStyle w:val="Compact"/>
+                    <w:jc w:val="left"/>
+                    <w:jc w:val="center"/>
+                  </w:pPr>
+                  <w:r>
                     <w:t xml:space="preserve">1.6–3.6</w:t>
                   </w:r>
                 </w:p>
@@ -15702,6 +15870,19 @@
                     <w:jc w:val="center"/>
                   </w:pPr>
                   <w:r>
+                    <w:t xml:space="preserve">≥ 3.28</w:t>
+                  </w:r>
+                </w:p>
+              </w:tc>
+              <w:tc>
+                <w:tcPr/>
+                <w:p>
+                  <w:pPr>
+                    <w:pStyle w:val="Compact"/>
+                    <w:jc w:val="left"/>
+                    <w:jc w:val="center"/>
+                  </w:pPr>
+                  <w:r>
                     <w:t xml:space="preserve">3–8</w:t>
                   </w:r>
                 </w:p>
@@ -15770,6 +15951,19 @@
                   </w:pPr>
                   <w:r>
                     <w:t xml:space="preserve">g/L resin</w:t>
+                  </w:r>
+                </w:p>
+              </w:tc>
+              <w:tc>
+                <w:tcPr/>
+                <w:p>
+                  <w:pPr>
+                    <w:pStyle w:val="Compact"/>
+                    <w:jc w:val="left"/>
+                    <w:jc w:val="center"/>
+                  </w:pPr>
+                  <w:r>
+                    <w:t xml:space="preserve">≥ 3.28</w:t>
                   </w:r>
                 </w:p>
               </w:tc>
@@ -15811,25 +16005,67 @@
         <w:pStyle w:val="BodyText"/>
       </w:pPr>
       <w:r>
-        <w:t xml:space="preserve">The two analyses coincide in every row, and both equal the characterization range. No parameter has a narrower proven acceptable range under NOR co-variation than it has at</w:t>
-      </w:r>
-      <w:r>
-        <w:t xml:space="preserve"> </w:t>
-      </w:r>
-      <w:r>
-        <w:t xml:space="preserve">set-point. The practical reading is that the step meets every acceptance criterion at any single</w:t>
-      </w:r>
-      <w:r>
-        <w:t xml:space="preserve"> </w:t>
-      </w:r>
-      <w:r>
-        <w:t xml:space="preserve">parameter setting inside the ranges studied, provided the remaining parameters stay within their</w:t>
-      </w:r>
-      <w:r>
-        <w:t xml:space="preserve"> </w:t>
-      </w:r>
-      <w:r>
-        <w:t xml:space="preserve">normal operating ranges.</w:t>
+        <w:t xml:space="preserve">10 of the 12 rows equal the</w:t>
+      </w:r>
+      <w:r>
+        <w:t xml:space="preserve"> </w:t>
+      </w:r>
+      <w:r>
+        <w:t xml:space="preserve">characterization range under both analyses. The rows that do not are all pool host cell</w:t>
+      </w:r>
+      <w:r>
+        <w:t xml:space="preserve"> </w:t>
+      </w:r>
+      <w:r>
+        <w:t xml:space="preserve">protein rows. Neither viral attribute is restricted anywhere, because each is judged against</w:t>
+      </w:r>
+      <w:r>
+        <w:t xml:space="preserve"> </w:t>
+      </w:r>
+      <w:r>
+        <w:t xml:space="preserve">the step contribution left over once the other clearance steps are credited, and this step</w:t>
+      </w:r>
+      <w:r>
+        <w:t xml:space="preserve"> </w:t>
+      </w:r>
+      <w:r>
+        <w:t xml:space="preserve">delivers well above that. Host cell protein is judged against an in-process limit of</w:t>
+      </w:r>
+      <w:r>
+        <w:t xml:space="preserve"> </w:t>
+      </w:r>
+      <w:r>
+        <w:t xml:space="preserve">21.7 ng/mg, a factor of about</w:t>
+      </w:r>
+      <w:r>
+        <w:t xml:space="preserve"> </w:t>
+      </w:r>
+      <w:r>
+        <w:t xml:space="preserve">4.6 below the drug substance criterion of</w:t>
+      </w:r>
+      <w:r>
+        <w:t xml:space="preserve"> </w:t>
+      </w:r>
+      <w:r>
+        <w:t xml:space="preserve">100 ng/mg. This is the last step that clears host cell protein, so</w:t>
+      </w:r>
+      <w:r>
+        <w:t xml:space="preserve"> </w:t>
+      </w:r>
+      <w:r>
+        <w:t xml:space="preserve">that margin is the only one the attribute has left, and it is what binds this step. Load pH</w:t>
+      </w:r>
+      <w:r>
+        <w:t xml:space="preserve"> </w:t>
+      </w:r>
+      <w:r>
+        <w:t xml:space="preserve">and the equilibration and wash-1 conductivity are both restricted, and the restriction</w:t>
+      </w:r>
+      <w:r>
+        <w:t xml:space="preserve"> </w:t>
+      </w:r>
+      <w:r>
+        <w:t xml:space="preserve">tightens under normal operating range co-variation.</w:t>
       </w:r>
     </w:p>
     <w:p>
@@ -15869,13 +16105,19 @@
         <w:pStyle w:val="BodyText"/>
       </w:pPr>
       <w:r>
-        <w:t xml:space="preserve">The margins behind the table are not uniform, and the tightest case is the MVM log reduction</w:t>
-      </w:r>
-      <w:r>
-        <w:t xml:space="preserve"> </w:t>
-      </w:r>
-      <w:r>
-        <w:t xml:space="preserve">factor against load pH, which is its governing parameter. Under NOR co-variation the lowest point</w:t>
+        <w:t xml:space="preserve">The margins behind the table are not uniform. The most comfortable case is the MVM log</w:t>
+      </w:r>
+      <w:r>
+        <w:t xml:space="preserve"> </w:t>
+      </w:r>
+      <w:r>
+        <w:t xml:space="preserve">reduction factor against load pH, which is its governing parameter and which is unrestricted</w:t>
+      </w:r>
+      <w:r>
+        <w:t xml:space="preserve"> </w:t>
+      </w:r>
+      <w:r>
+        <w:t xml:space="preserve">under both analyses. Under NOR co-variation the lowest point</w:t>
       </w:r>
       <w:r>
         <w:t xml:space="preserve"> </w:t>
